--- a/documentos explosão/Kit Parceiro Explosao Junina.docx
+++ b/documentos explosão/Kit Parceiro Explosao Junina.docx
@@ -2280,34 +2280,21 @@
     </w:p>
     <w:p>
       <w:pPr>
-        <w:pStyle w:val="Heading1"/>
-        <w:spacing w:after="200" w:before="360"/>
-      </w:pPr>
-      <w:r>
-        <w:rPr>
-          <w:rFonts w:ascii="Arial" w:cs="Arial" w:eastAsia="Arial" w:hAnsi="Arial"/>
-          <w:b/>
-          <w:bCs/>
-          <w:color w:val="922B21"/>
-          <w:sz w:val="32"/>
-          <w:szCs w:val="32"/>
-        </w:rPr>
-        <w:t xml:space="preserve">NOSSO COMPROMISSO: TRANSPARÊNCIA TOTAL</w:t>
-      </w:r>
-    </w:p>
-    <w:p>
-      <w:pPr>
-        <w:spacing w:after="160" w:line="300"/>
-        <w:jc w:val="both"/>
-      </w:pPr>
-      <w:r>
-        <w:rPr>
-          <w:rFonts w:ascii="Arial" w:cs="Arial" w:eastAsia="Arial" w:hAnsi="Arial"/>
-          <w:color w:val="2C3E50"/>
-          <w:sz w:val="22"/>
-          <w:szCs w:val="22"/>
-        </w:rPr>
-        <w:t xml:space="preserve">A Explosão Junina será a primeira quadrilha de Beruri a publicar prestacão de contas aberta. Todo parceiro terá:</w:t>
+        <w:pStyle w:val="Heading2"/>
+        <w:spacing w:after="160" w:before="280"/>
+      </w:pPr>
+      <w:r>
+        <w:t>Parceria com Maquiadores(as) e Cabeleireiros(as)</w:t>
+      </w:r>
+    </w:p>
+    <w:p>
+      <w:r>
+        <w:t>Nas grandes apresentações, a maquiagem e o cabelo dos brincantes fazem parte do espetáculo. Profissionais de beleza de Beruri podem fechar parceria com a Explosão para cuidar dessa produção — gratuitamente, em troca de divulgação, ou com um pacote de preço especial para o grupo. A contrapartida é a mesma que, numa cidade pequena, vale mais que qualquer anúncio: “Beleza e produção oficial da Explosão Junina por [Nome do(a) profissional]” em fotos, vídeos e bastidores nas redes.</w:t>
+      </w:r>
+    </w:p>
+    <w:p>
+      <w:r>
+        <w:t>Maquiar e pentear a quadrilha campeã, com dezenas de brincantes prontos para o palco diante de toda a plateia, é portfólio vivo e vitrine profissional. Em troca de algumas horas de trabalho, o(a) profissional fica associado(a) ao evento mais visto da temporada — e conquista clientes que viram o resultado de perto.</w:t>
       </w:r>
     </w:p>
     <w:p>
@@ -2320,15 +2307,7 @@
         <w:spacing w:after="80" w:line="300"/>
       </w:pPr>
       <w:r>
-        <w:rPr>
-          <w:rFonts w:ascii="Arial" w:cs="Arial" w:eastAsia="Arial" w:hAnsi="Arial"/>
-          <w:b w:val="false"/>
-          <w:bCs w:val="false"/>
-          <w:color w:val="2C3E50"/>
-          <w:sz w:val="22"/>
-          <w:szCs w:val="22"/>
-        </w:rPr>
-        <w:t xml:space="preserve">Seu nome e tipo de apoio registrado publicamente</w:t>
+        <w:t>Para o(a) profissional: portfólio real, marca associada ao espetáculo e novos clientes.</w:t>
       </w:r>
     </w:p>
     <w:p>
@@ -2341,15 +2320,7 @@
         <w:spacing w:after="80" w:line="300"/>
       </w:pPr>
       <w:r>
-        <w:rPr>
-          <w:rFonts w:ascii="Arial" w:cs="Arial" w:eastAsia="Arial" w:hAnsi="Arial"/>
-          <w:b w:val="false"/>
-          <w:bCs w:val="false"/>
-          <w:color w:val="2C3E50"/>
-          <w:sz w:val="22"/>
-          <w:szCs w:val="22"/>
-        </w:rPr>
-        <w:t xml:space="preserve">Acesso ao balanço mensal com receitas e despesas da quadrilha</w:t>
+        <w:t>Para a quadrilha: produção de palco garantida, com custo reduzido ou zero.</w:t>
       </w:r>
     </w:p>
     <w:p>
@@ -2362,35 +2333,7 @@
         <w:spacing w:after="80" w:line="300"/>
       </w:pPr>
       <w:r>
-        <w:rPr>
-          <w:rFonts w:ascii="Arial" w:cs="Arial" w:eastAsia="Arial" w:hAnsi="Arial"/>
-          <w:b w:val="false"/>
-          <w:bCs w:val="false"/>
-          <w:color w:val="2C3E50"/>
-          <w:sz w:val="22"/>
-          <w:szCs w:val="22"/>
-        </w:rPr>
-        <w:t xml:space="preserve">Relatório final da temporada com destino de cada recurso investido</w:t>
-      </w:r>
-    </w:p>
-    <w:p>
-      <w:pPr>
-        <w:spacing w:after="60"/>
-      </w:pPr>
-    </w:p>
-    <w:p>
-      <w:pPr>
-        <w:spacing w:after="160" w:line="300"/>
-        <w:jc w:val="both"/>
-      </w:pPr>
-      <w:r>
-        <w:rPr>
-          <w:rFonts w:ascii="Arial" w:cs="Arial" w:eastAsia="Arial" w:hAnsi="Arial"/>
-          <w:color w:val="2C3E50"/>
-          <w:sz w:val="22"/>
-          <w:szCs w:val="22"/>
-        </w:rPr>
-        <w:t xml:space="preserve">Publicaremos infográficos nas redes sociais mostrando de onde veio cada real e para onde foi. Isso protege o parceiro, dá credibilidade à quadrilha e cria um padrão de seriedade inédito no cenário cultural de Beruri.</w:t>
+        <w:t>Para o brincante: a produção pode entrar como pacote do grupo, com desconto, em vez do preço cheio individual.</w:t>
       </w:r>
     </w:p>
     <w:p>
@@ -2407,7 +2350,7 @@
           <w:sz w:val="32"/>
           <w:szCs w:val="32"/>
         </w:rPr>
-        <w:t xml:space="preserve">COMO PARTICIPAR</w:t>
+        <w:t xml:space="preserve">NOSSO COMPROMISSO: TRANSPARÊNCIA TOTAL</w:t>
       </w:r>
     </w:p>
     <w:p>
@@ -2422,7 +2365,136 @@
           <w:sz w:val="22"/>
           <w:szCs w:val="22"/>
         </w:rPr>
+        <w:t xml:space="preserve">A Explosão Junina será a primeira quadrilha de Beruri a publicar prestacão de contas aberta. Todo parceiro terá:</w:t>
+      </w:r>
+    </w:p>
+    <w:p>
+      <w:pPr>
+        <w:pStyle w:val="ListParagraph"/>
+        <w:numPr>
+          <w:ilvl w:val="0"/>
+          <w:numId w:val="2"/>
+        </w:numPr>
+        <w:spacing w:after="80" w:line="300"/>
+      </w:pPr>
+      <w:r>
+        <w:rPr>
+          <w:rFonts w:ascii="Arial" w:cs="Arial" w:eastAsia="Arial" w:hAnsi="Arial"/>
+          <w:b w:val="false"/>
+          <w:bCs w:val="false"/>
+          <w:color w:val="2C3E50"/>
+          <w:sz w:val="22"/>
+          <w:szCs w:val="22"/>
+        </w:rPr>
+        <w:t xml:space="preserve">Seu nome e tipo de apoio registrado publicamente</w:t>
+      </w:r>
+    </w:p>
+    <w:p>
+      <w:pPr>
+        <w:pStyle w:val="ListParagraph"/>
+        <w:numPr>
+          <w:ilvl w:val="0"/>
+          <w:numId w:val="2"/>
+        </w:numPr>
+        <w:spacing w:after="80" w:line="300"/>
+      </w:pPr>
+      <w:r>
+        <w:rPr>
+          <w:rFonts w:ascii="Arial" w:cs="Arial" w:eastAsia="Arial" w:hAnsi="Arial"/>
+          <w:b w:val="false"/>
+          <w:bCs w:val="false"/>
+          <w:color w:val="2C3E50"/>
+          <w:sz w:val="22"/>
+          <w:szCs w:val="22"/>
+        </w:rPr>
+        <w:t xml:space="preserve">Acesso ao balanço mensal com receitas e despesas da quadrilha</w:t>
+      </w:r>
+    </w:p>
+    <w:p>
+      <w:pPr>
+        <w:pStyle w:val="ListParagraph"/>
+        <w:numPr>
+          <w:ilvl w:val="0"/>
+          <w:numId w:val="2"/>
+        </w:numPr>
+        <w:spacing w:after="80" w:line="300"/>
+      </w:pPr>
+      <w:r>
+        <w:rPr>
+          <w:rFonts w:ascii="Arial" w:cs="Arial" w:eastAsia="Arial" w:hAnsi="Arial"/>
+          <w:b w:val="false"/>
+          <w:bCs w:val="false"/>
+          <w:color w:val="2C3E50"/>
+          <w:sz w:val="22"/>
+          <w:szCs w:val="22"/>
+        </w:rPr>
+        <w:t xml:space="preserve">Relatório final da temporada com destino de cada recurso investido</w:t>
+      </w:r>
+    </w:p>
+    <w:p>
+      <w:pPr>
+        <w:spacing w:after="60"/>
+      </w:pPr>
+    </w:p>
+    <w:p>
+      <w:pPr>
+        <w:spacing w:after="160" w:line="300"/>
+        <w:jc w:val="both"/>
+      </w:pPr>
+      <w:r>
+        <w:rPr>
+          <w:rFonts w:ascii="Arial" w:cs="Arial" w:eastAsia="Arial" w:hAnsi="Arial"/>
+          <w:color w:val="2C3E50"/>
+          <w:sz w:val="22"/>
+          <w:szCs w:val="22"/>
+        </w:rPr>
+        <w:t xml:space="preserve">Publicaremos infográficos nas redes sociais mostrando de onde veio cada real e para onde foi. Isso protege o parceiro, dá credibilidade à quadrilha e cria um padrão de seriedade inédito no cenário cultural de Beruri.</w:t>
+      </w:r>
+    </w:p>
+    <w:p>
+      <w:pPr>
+        <w:pStyle w:val="Heading1"/>
+        <w:spacing w:after="200" w:before="360"/>
+      </w:pPr>
+      <w:r>
+        <w:rPr>
+          <w:rFonts w:ascii="Arial" w:cs="Arial" w:eastAsia="Arial" w:hAnsi="Arial"/>
+          <w:b/>
+          <w:bCs/>
+          <w:color w:val="922B21"/>
+          <w:sz w:val="32"/>
+          <w:szCs w:val="32"/>
+        </w:rPr>
+        <w:t xml:space="preserve">COMO PARTICIPAR</w:t>
+      </w:r>
+    </w:p>
+    <w:p>
+      <w:pPr>
+        <w:spacing w:after="160" w:line="300"/>
+        <w:jc w:val="both"/>
+      </w:pPr>
+      <w:r>
+        <w:rPr>
+          <w:rFonts w:ascii="Arial" w:cs="Arial" w:eastAsia="Arial" w:hAnsi="Arial"/>
+          <w:color w:val="2C3E50"/>
+          <w:sz w:val="22"/>
+          <w:szCs w:val="22"/>
+        </w:rPr>
         <w:t xml:space="preserve">Se você chegou até aqui é porque acredita na cultura de Beruri. Participar é simples:</w:t>
+      </w:r>
+    </w:p>
+    <w:p>
+      <w:pPr>
+        <w:pStyle w:val="Heading2"/>
+        <w:spacing w:after="160" w:before="280"/>
+      </w:pPr>
+      <w:r>
+        <w:t>Não tem um negócio? Seja Sócio Torcedor</w:t>
+      </w:r>
+    </w:p>
+    <w:p>
+      <w:r>
+        <w:t>O apoio não é só para empresas. Qualquer pessoa que ama a Explosão pode entrar para o Programa Sócio Torcedor, com uma contribuição simbólica e benefícios exclusivos ao longo do ano. O programa tem documento próprio — peça o “Programa Sócio Torcedor” à coordenação e faça parte da torcida oficial da quadrilha campeã.</w:t>
       </w:r>
     </w:p>
     <w:tbl>
